--- a/Key Stone Bank Requirement Gathering.docx
+++ b/Key Stone Bank Requirement Gathering.docx
@@ -41,12 +41,16 @@
         <w:rPr>
           <w:b/>
           <w:bCs/>
+          <w:sz w:val="28"/>
+          <w:szCs w:val="28"/>
         </w:rPr>
       </w:pPr>
       <w:r>
         <w:rPr>
           <w:b/>
           <w:bCs/>
+          <w:sz w:val="28"/>
+          <w:szCs w:val="28"/>
         </w:rPr>
         <w:t>Key Stone Bank</w:t>
       </w:r>
@@ -63,6 +67,57 @@
         <w:br/>
         <w:t xml:space="preserve">So, the goal is to build a single source of truth. We are going to track revenue, perform sentiment analysis, churn predictions and credit risk modelling. </w:t>
       </w:r>
+    </w:p>
+    <w:p>
+      <w:pPr>
+        <w:rPr>
+          <w:b/>
+          <w:bCs/>
+        </w:rPr>
+      </w:pPr>
+      <w:r>
+        <w:rPr>
+          <w:b/>
+          <w:bCs/>
+        </w:rPr>
+        <w:t>Problems in the banking industry</w:t>
+      </w:r>
+    </w:p>
+    <w:p>
+      <w:pPr>
+        <w:pStyle w:val="ListParagraph"/>
+        <w:numPr>
+          <w:ilvl w:val="0"/>
+          <w:numId w:val="21"/>
+        </w:numPr>
+      </w:pPr>
+      <w:r>
+        <w:t xml:space="preserve">What makes </w:t>
+      </w:r>
+      <w:r>
+        <w:t>our solution different? What innovative solutions are we implementing?</w:t>
+      </w:r>
+    </w:p>
+    <w:p>
+      <w:pPr>
+        <w:pStyle w:val="ListParagraph"/>
+        <w:numPr>
+          <w:ilvl w:val="0"/>
+          <w:numId w:val="21"/>
+        </w:numPr>
+      </w:pPr>
+      <w:r>
+        <w:t>What specific areas are we solving?</w:t>
+      </w:r>
+    </w:p>
+    <w:p>
+      <w:pPr>
+        <w:pStyle w:val="ListParagraph"/>
+        <w:numPr>
+          <w:ilvl w:val="0"/>
+          <w:numId w:val="21"/>
+        </w:numPr>
+      </w:pPr>
       <w:r>
         <w:br/>
       </w:r>
@@ -192,6 +247,9 @@
       </w:pPr>
       <w:r>
         <w:t>Risk management team</w:t>
+      </w:r>
+      <w:r>
+        <w:t xml:space="preserve"> i.e actuary </w:t>
       </w:r>
     </w:p>
     <w:p/>
@@ -263,6 +321,7 @@
           <w:sz w:val="32"/>
           <w:szCs w:val="32"/>
         </w:rPr>
+        <w:lastRenderedPageBreak/>
         <w:t>Functional Requirements</w:t>
       </w:r>
     </w:p>
@@ -317,7 +376,6 @@
         <w:rPr>
           <w:lang w:val="fr-FR"/>
         </w:rPr>
-        <w:lastRenderedPageBreak/>
         <w:t>Supported file formats (CSV, JSON, xlsx</w:t>
       </w:r>
       <w:r>
@@ -586,6 +644,7 @@
         </w:numPr>
       </w:pPr>
       <w:r>
+        <w:lastRenderedPageBreak/>
         <w:t>Regulatory requirements (POPIA, GDPR, etc.)</w:t>
       </w:r>
     </w:p>
@@ -622,7 +681,6 @@
         </w:numPr>
       </w:pPr>
       <w:r>
-        <w:lastRenderedPageBreak/>
         <w:t>Data freshness SLAs</w:t>
       </w:r>
     </w:p>
@@ -766,6 +824,18 @@
     <w:p>
       <w:pPr>
         <w:pStyle w:val="ListParagraph"/>
+        <w:numPr>
+          <w:ilvl w:val="0"/>
+          <w:numId w:val="17"/>
+        </w:numPr>
+        <w:rPr>
+          <w:color w:val="EE0000"/>
+        </w:rPr>
+      </w:pPr>
+    </w:p>
+    <w:p>
+      <w:pPr>
+        <w:pStyle w:val="ListParagraph"/>
       </w:pPr>
     </w:p>
     <w:p/>
@@ -795,6 +865,9 @@
       <w:r>
         <w:t>Implementing domain groups</w:t>
       </w:r>
+      <w:r>
+        <w:t xml:space="preserve"> e.g. ML, Finance</w:t>
+      </w:r>
     </w:p>
     <w:p>
       <w:pPr>
@@ -819,6 +892,9 @@
       <w:r>
         <w:t>Tech stack: PySpark, T-SQL, Spark SQL</w:t>
       </w:r>
+      <w:r>
+        <w:t xml:space="preserve">, Power BI, </w:t>
+      </w:r>
     </w:p>
     <w:p>
       <w:pPr>
@@ -852,8 +928,26 @@
           <w:numId w:val="18"/>
         </w:numPr>
       </w:pPr>
+      <w:r>
+        <w:t>A</w:t>
+      </w:r>
     </w:p>
     <w:p/>
+    <w:p>
+      <w:pPr>
+        <w:rPr>
+          <w:b/>
+          <w:bCs/>
+        </w:rPr>
+      </w:pPr>
+      <w:r>
+        <w:rPr>
+          <w:b/>
+          <w:bCs/>
+        </w:rPr>
+        <w:t>Operating model</w:t>
+      </w:r>
+    </w:p>
     <w:p/>
     <w:p/>
     <w:sectPr>
@@ -869,6 +963,321 @@
 <file path=word/numbering.xml><?xml version="1.0" encoding="utf-8"?>
 <w:numbering xmlns:wpc="http://schemas.microsoft.com/office/word/2010/wordprocessingCanvas" xmlns:cx="http://schemas.microsoft.com/office/drawing/2014/chartex" xmlns:cx1="http://schemas.microsoft.com/office/drawing/2015/9/8/chartex" xmlns:cx2="http://schemas.microsoft.com/office/drawing/2015/10/21/chartex" xmlns:cx3="http://schemas.microsoft.com/office/drawing/2016/5/9/chartex" xmlns:cx4="http://schemas.microsoft.com/office/drawing/2016/5/10/chartex" xmlns:cx5="http://schemas.microsoft.com/office/drawing/2016/5/11/chartex" xmlns:cx6="http://schemas.microsoft.com/office/drawing/2016/5/12/chartex" xmlns:cx7="http://schemas.microsoft.com/office/drawing/2016/5/13/chartex" xmlns:cx8="http://schemas.microsoft.com/office/drawing/2016/5/14/chartex" xmlns:mc="http://schemas.openxmlformats.org/markup-compatibility/2006" xmlns:aink="http://schemas.microsoft.com/office/drawing/2016/ink" xmlns:am3d="http://schemas.microsoft.com/office/drawing/2017/model3d" xmlns:o="urn:schemas-microsoft-com:office:office" xmlns:oel="http://schemas.microsoft.com/office/2019/extlst" xmlns:r="http://schemas.openxmlformats.org/officeDocument/2006/relationships" xmlns:m="http://schemas.openxmlformats.org/officeDocument/2006/math" xmlns:v="urn:schemas-microsoft-com:vml" xmlns:wp14="http://schemas.microsoft.com/office/word/2010/wordprocessingDrawing" xmlns:wp="http://schemas.openxmlformats.org/drawingml/2006/wordprocessingDrawing" xmlns:w10="urn:schemas-microsoft-com:office:word" xmlns:w="http://schemas.openxmlformats.org/wordprocessingml/2006/main" xmlns:w14="http://schemas.microsoft.com/office/word/2010/wordml" xmlns:w15="http://schemas.microsoft.com/office/word/2012/wordml" xmlns:w16cex="http://schemas.microsoft.com/office/word/2018/wordml/cex" xmlns:w16cid="http://schemas.microsoft.com/office/word/2016/wordml/cid" xmlns:w16="http://schemas.microsoft.com/office/word/2018/wordml" xmlns:w16du="http://schemas.microsoft.com/office/word/2023/wordml/word16du" xmlns:w16sdtdh="http://schemas.microsoft.com/office/word/2020/wordml/sdtdatahash" xmlns:w16sdtfl="http://schemas.microsoft.com/office/word/2024/wordml/sdtformatlock" xmlns:w16se="http://schemas.microsoft.com/office/word/2015/wordml/symex" xmlns:wpg="http://schemas.microsoft.com/office/word/2010/wordprocessingGroup" xmlns:wpi="http://schemas.microsoft.com/office/word/2010/wordprocessingInk" xmlns:wne="http://schemas.microsoft.com/office/word/2006/wordml" xmlns:wps="http://schemas.microsoft.com/office/word/2010/wordprocessingShape" mc:Ignorable="w14 w15 w16se w16cid w16 w16cex w16sdtdh w16sdtfl w16du wp14">
   <w:abstractNum w:abstractNumId="0" w15:restartNumberingAfterBreak="0">
+    <w:nsid w:val="05803CF1"/>
+    <w:multiLevelType w:val="hybridMultilevel"/>
+    <w:tmpl w:val="4A889E5E"/>
+    <w:lvl w:ilvl="0" w:tplc="1C090001">
+      <w:start w:val="1"/>
+      <w:numFmt w:val="bullet"/>
+      <w:lvlText w:val=""/>
+      <w:lvlJc w:val="left"/>
+      <w:pPr>
+        <w:ind w:left="720" w:hanging="360"/>
+      </w:pPr>
+      <w:rPr>
+        <w:rFonts w:ascii="Symbol" w:hAnsi="Symbol" w:hint="default"/>
+      </w:rPr>
+    </w:lvl>
+    <w:lvl w:ilvl="1" w:tplc="1C090003" w:tentative="1">
+      <w:start w:val="1"/>
+      <w:numFmt w:val="bullet"/>
+      <w:lvlText w:val="o"/>
+      <w:lvlJc w:val="left"/>
+      <w:pPr>
+        <w:ind w:left="1440" w:hanging="360"/>
+      </w:pPr>
+      <w:rPr>
+        <w:rFonts w:ascii="Courier New" w:hAnsi="Courier New" w:cs="Courier New" w:hint="default"/>
+      </w:rPr>
+    </w:lvl>
+    <w:lvl w:ilvl="2" w:tplc="1C090005" w:tentative="1">
+      <w:start w:val="1"/>
+      <w:numFmt w:val="bullet"/>
+      <w:lvlText w:val=""/>
+      <w:lvlJc w:val="left"/>
+      <w:pPr>
+        <w:ind w:left="2160" w:hanging="360"/>
+      </w:pPr>
+      <w:rPr>
+        <w:rFonts w:ascii="Wingdings" w:hAnsi="Wingdings" w:hint="default"/>
+      </w:rPr>
+    </w:lvl>
+    <w:lvl w:ilvl="3" w:tplc="1C090001" w:tentative="1">
+      <w:start w:val="1"/>
+      <w:numFmt w:val="bullet"/>
+      <w:lvlText w:val=""/>
+      <w:lvlJc w:val="left"/>
+      <w:pPr>
+        <w:ind w:left="2880" w:hanging="360"/>
+      </w:pPr>
+      <w:rPr>
+        <w:rFonts w:ascii="Symbol" w:hAnsi="Symbol" w:hint="default"/>
+      </w:rPr>
+    </w:lvl>
+    <w:lvl w:ilvl="4" w:tplc="1C090003" w:tentative="1">
+      <w:start w:val="1"/>
+      <w:numFmt w:val="bullet"/>
+      <w:lvlText w:val="o"/>
+      <w:lvlJc w:val="left"/>
+      <w:pPr>
+        <w:ind w:left="3600" w:hanging="360"/>
+      </w:pPr>
+      <w:rPr>
+        <w:rFonts w:ascii="Courier New" w:hAnsi="Courier New" w:cs="Courier New" w:hint="default"/>
+      </w:rPr>
+    </w:lvl>
+    <w:lvl w:ilvl="5" w:tplc="1C090005" w:tentative="1">
+      <w:start w:val="1"/>
+      <w:numFmt w:val="bullet"/>
+      <w:lvlText w:val=""/>
+      <w:lvlJc w:val="left"/>
+      <w:pPr>
+        <w:ind w:left="4320" w:hanging="360"/>
+      </w:pPr>
+      <w:rPr>
+        <w:rFonts w:ascii="Wingdings" w:hAnsi="Wingdings" w:hint="default"/>
+      </w:rPr>
+    </w:lvl>
+    <w:lvl w:ilvl="6" w:tplc="1C090001" w:tentative="1">
+      <w:start w:val="1"/>
+      <w:numFmt w:val="bullet"/>
+      <w:lvlText w:val=""/>
+      <w:lvlJc w:val="left"/>
+      <w:pPr>
+        <w:ind w:left="5040" w:hanging="360"/>
+      </w:pPr>
+      <w:rPr>
+        <w:rFonts w:ascii="Symbol" w:hAnsi="Symbol" w:hint="default"/>
+      </w:rPr>
+    </w:lvl>
+    <w:lvl w:ilvl="7" w:tplc="1C090003" w:tentative="1">
+      <w:start w:val="1"/>
+      <w:numFmt w:val="bullet"/>
+      <w:lvlText w:val="o"/>
+      <w:lvlJc w:val="left"/>
+      <w:pPr>
+        <w:ind w:left="5760" w:hanging="360"/>
+      </w:pPr>
+      <w:rPr>
+        <w:rFonts w:ascii="Courier New" w:hAnsi="Courier New" w:cs="Courier New" w:hint="default"/>
+      </w:rPr>
+    </w:lvl>
+    <w:lvl w:ilvl="8" w:tplc="1C090005" w:tentative="1">
+      <w:start w:val="1"/>
+      <w:numFmt w:val="bullet"/>
+      <w:lvlText w:val=""/>
+      <w:lvlJc w:val="left"/>
+      <w:pPr>
+        <w:ind w:left="6480" w:hanging="360"/>
+      </w:pPr>
+      <w:rPr>
+        <w:rFonts w:ascii="Wingdings" w:hAnsi="Wingdings" w:hint="default"/>
+      </w:rPr>
+    </w:lvl>
+  </w:abstractNum>
+  <w:abstractNum w:abstractNumId="1" w15:restartNumberingAfterBreak="0">
+    <w:nsid w:val="08166F35"/>
+    <w:multiLevelType w:val="hybridMultilevel"/>
+    <w:tmpl w:val="1AAA574C"/>
+    <w:lvl w:ilvl="0" w:tplc="1C090001">
+      <w:start w:val="1"/>
+      <w:numFmt w:val="bullet"/>
+      <w:lvlText w:val=""/>
+      <w:lvlJc w:val="left"/>
+      <w:pPr>
+        <w:ind w:left="720" w:hanging="360"/>
+      </w:pPr>
+      <w:rPr>
+        <w:rFonts w:ascii="Symbol" w:hAnsi="Symbol" w:hint="default"/>
+      </w:rPr>
+    </w:lvl>
+    <w:lvl w:ilvl="1" w:tplc="1C090003" w:tentative="1">
+      <w:start w:val="1"/>
+      <w:numFmt w:val="bullet"/>
+      <w:lvlText w:val="o"/>
+      <w:lvlJc w:val="left"/>
+      <w:pPr>
+        <w:ind w:left="1440" w:hanging="360"/>
+      </w:pPr>
+      <w:rPr>
+        <w:rFonts w:ascii="Courier New" w:hAnsi="Courier New" w:cs="Courier New" w:hint="default"/>
+      </w:rPr>
+    </w:lvl>
+    <w:lvl w:ilvl="2" w:tplc="1C090005" w:tentative="1">
+      <w:start w:val="1"/>
+      <w:numFmt w:val="bullet"/>
+      <w:lvlText w:val=""/>
+      <w:lvlJc w:val="left"/>
+      <w:pPr>
+        <w:ind w:left="2160" w:hanging="360"/>
+      </w:pPr>
+      <w:rPr>
+        <w:rFonts w:ascii="Wingdings" w:hAnsi="Wingdings" w:hint="default"/>
+      </w:rPr>
+    </w:lvl>
+    <w:lvl w:ilvl="3" w:tplc="1C090001" w:tentative="1">
+      <w:start w:val="1"/>
+      <w:numFmt w:val="bullet"/>
+      <w:lvlText w:val=""/>
+      <w:lvlJc w:val="left"/>
+      <w:pPr>
+        <w:ind w:left="2880" w:hanging="360"/>
+      </w:pPr>
+      <w:rPr>
+        <w:rFonts w:ascii="Symbol" w:hAnsi="Symbol" w:hint="default"/>
+      </w:rPr>
+    </w:lvl>
+    <w:lvl w:ilvl="4" w:tplc="1C090003" w:tentative="1">
+      <w:start w:val="1"/>
+      <w:numFmt w:val="bullet"/>
+      <w:lvlText w:val="o"/>
+      <w:lvlJc w:val="left"/>
+      <w:pPr>
+        <w:ind w:left="3600" w:hanging="360"/>
+      </w:pPr>
+      <w:rPr>
+        <w:rFonts w:ascii="Courier New" w:hAnsi="Courier New" w:cs="Courier New" w:hint="default"/>
+      </w:rPr>
+    </w:lvl>
+    <w:lvl w:ilvl="5" w:tplc="1C090005" w:tentative="1">
+      <w:start w:val="1"/>
+      <w:numFmt w:val="bullet"/>
+      <w:lvlText w:val=""/>
+      <w:lvlJc w:val="left"/>
+      <w:pPr>
+        <w:ind w:left="4320" w:hanging="360"/>
+      </w:pPr>
+      <w:rPr>
+        <w:rFonts w:ascii="Wingdings" w:hAnsi="Wingdings" w:hint="default"/>
+      </w:rPr>
+    </w:lvl>
+    <w:lvl w:ilvl="6" w:tplc="1C090001" w:tentative="1">
+      <w:start w:val="1"/>
+      <w:numFmt w:val="bullet"/>
+      <w:lvlText w:val=""/>
+      <w:lvlJc w:val="left"/>
+      <w:pPr>
+        <w:ind w:left="5040" w:hanging="360"/>
+      </w:pPr>
+      <w:rPr>
+        <w:rFonts w:ascii="Symbol" w:hAnsi="Symbol" w:hint="default"/>
+      </w:rPr>
+    </w:lvl>
+    <w:lvl w:ilvl="7" w:tplc="1C090003" w:tentative="1">
+      <w:start w:val="1"/>
+      <w:numFmt w:val="bullet"/>
+      <w:lvlText w:val="o"/>
+      <w:lvlJc w:val="left"/>
+      <w:pPr>
+        <w:ind w:left="5760" w:hanging="360"/>
+      </w:pPr>
+      <w:rPr>
+        <w:rFonts w:ascii="Courier New" w:hAnsi="Courier New" w:cs="Courier New" w:hint="default"/>
+      </w:rPr>
+    </w:lvl>
+    <w:lvl w:ilvl="8" w:tplc="1C090005" w:tentative="1">
+      <w:start w:val="1"/>
+      <w:numFmt w:val="bullet"/>
+      <w:lvlText w:val=""/>
+      <w:lvlJc w:val="left"/>
+      <w:pPr>
+        <w:ind w:left="6480" w:hanging="360"/>
+      </w:pPr>
+      <w:rPr>
+        <w:rFonts w:ascii="Wingdings" w:hAnsi="Wingdings" w:hint="default"/>
+      </w:rPr>
+    </w:lvl>
+  </w:abstractNum>
+  <w:abstractNum w:abstractNumId="2" w15:restartNumberingAfterBreak="0">
+    <w:nsid w:val="08EE4773"/>
+    <w:multiLevelType w:val="hybridMultilevel"/>
+    <w:tmpl w:val="6FA47B1A"/>
+    <w:lvl w:ilvl="0" w:tplc="1C09000F">
+      <w:start w:val="1"/>
+      <w:numFmt w:val="decimal"/>
+      <w:lvlText w:val="%1."/>
+      <w:lvlJc w:val="left"/>
+      <w:pPr>
+        <w:ind w:left="720" w:hanging="360"/>
+      </w:pPr>
+      <w:rPr>
+        <w:rFonts w:hint="default"/>
+      </w:rPr>
+    </w:lvl>
+    <w:lvl w:ilvl="1" w:tplc="1C090019" w:tentative="1">
+      <w:start w:val="1"/>
+      <w:numFmt w:val="lowerLetter"/>
+      <w:lvlText w:val="%2."/>
+      <w:lvlJc w:val="left"/>
+      <w:pPr>
+        <w:ind w:left="1440" w:hanging="360"/>
+      </w:pPr>
+    </w:lvl>
+    <w:lvl w:ilvl="2" w:tplc="1C09001B" w:tentative="1">
+      <w:start w:val="1"/>
+      <w:numFmt w:val="lowerRoman"/>
+      <w:lvlText w:val="%3."/>
+      <w:lvlJc w:val="right"/>
+      <w:pPr>
+        <w:ind w:left="2160" w:hanging="180"/>
+      </w:pPr>
+    </w:lvl>
+    <w:lvl w:ilvl="3" w:tplc="1C09000F" w:tentative="1">
+      <w:start w:val="1"/>
+      <w:numFmt w:val="decimal"/>
+      <w:lvlText w:val="%4."/>
+      <w:lvlJc w:val="left"/>
+      <w:pPr>
+        <w:ind w:left="2880" w:hanging="360"/>
+      </w:pPr>
+    </w:lvl>
+    <w:lvl w:ilvl="4" w:tplc="1C090019" w:tentative="1">
+      <w:start w:val="1"/>
+      <w:numFmt w:val="lowerLetter"/>
+      <w:lvlText w:val="%5."/>
+      <w:lvlJc w:val="left"/>
+      <w:pPr>
+        <w:ind w:left="3600" w:hanging="360"/>
+      </w:pPr>
+    </w:lvl>
+    <w:lvl w:ilvl="5" w:tplc="1C09001B" w:tentative="1">
+      <w:start w:val="1"/>
+      <w:numFmt w:val="lowerRoman"/>
+      <w:lvlText w:val="%6."/>
+      <w:lvlJc w:val="right"/>
+      <w:pPr>
+        <w:ind w:left="4320" w:hanging="180"/>
+      </w:pPr>
+    </w:lvl>
+    <w:lvl w:ilvl="6" w:tplc="1C09000F" w:tentative="1">
+      <w:start w:val="1"/>
+      <w:numFmt w:val="decimal"/>
+      <w:lvlText w:val="%7."/>
+      <w:lvlJc w:val="left"/>
+      <w:pPr>
+        <w:ind w:left="5040" w:hanging="360"/>
+      </w:pPr>
+    </w:lvl>
+    <w:lvl w:ilvl="7" w:tplc="1C090019" w:tentative="1">
+      <w:start w:val="1"/>
+      <w:numFmt w:val="lowerLetter"/>
+      <w:lvlText w:val="%8."/>
+      <w:lvlJc w:val="left"/>
+      <w:pPr>
+        <w:ind w:left="5760" w:hanging="360"/>
+      </w:pPr>
+    </w:lvl>
+    <w:lvl w:ilvl="8" w:tplc="1C09001B" w:tentative="1">
+      <w:start w:val="1"/>
+      <w:numFmt w:val="lowerRoman"/>
+      <w:lvlText w:val="%9."/>
+      <w:lvlJc w:val="right"/>
+      <w:pPr>
+        <w:ind w:left="6480" w:hanging="180"/>
+      </w:pPr>
+    </w:lvl>
+  </w:abstractNum>
+  <w:abstractNum w:abstractNumId="3" w15:restartNumberingAfterBreak="0">
     <w:nsid w:val="149E2248"/>
     <w:multiLevelType w:val="hybridMultilevel"/>
     <w:tmpl w:val="CC9CF71E"/>
@@ -954,7 +1363,7 @@
       </w:pPr>
     </w:lvl>
   </w:abstractNum>
-  <w:abstractNum w:abstractNumId="1" w15:restartNumberingAfterBreak="0">
+  <w:abstractNum w:abstractNumId="4" w15:restartNumberingAfterBreak="0">
     <w:nsid w:val="16420764"/>
     <w:multiLevelType w:val="hybridMultilevel"/>
     <w:tmpl w:val="8C865B2A"/>
@@ -1067,7 +1476,7 @@
       </w:rPr>
     </w:lvl>
   </w:abstractNum>
-  <w:abstractNum w:abstractNumId="2" w15:restartNumberingAfterBreak="0">
+  <w:abstractNum w:abstractNumId="5" w15:restartNumberingAfterBreak="0">
     <w:nsid w:val="1C19312D"/>
     <w:multiLevelType w:val="hybridMultilevel"/>
     <w:tmpl w:val="89642B64"/>
@@ -1180,7 +1589,7 @@
       </w:rPr>
     </w:lvl>
   </w:abstractNum>
-  <w:abstractNum w:abstractNumId="3" w15:restartNumberingAfterBreak="0">
+  <w:abstractNum w:abstractNumId="6" w15:restartNumberingAfterBreak="0">
     <w:nsid w:val="1F3F70B0"/>
     <w:multiLevelType w:val="multilevel"/>
     <w:tmpl w:val="C28AB9FE"/>
@@ -1329,7 +1738,7 @@
       </w:rPr>
     </w:lvl>
   </w:abstractNum>
-  <w:abstractNum w:abstractNumId="4" w15:restartNumberingAfterBreak="0">
+  <w:abstractNum w:abstractNumId="7" w15:restartNumberingAfterBreak="0">
     <w:nsid w:val="22AF428B"/>
     <w:multiLevelType w:val="multilevel"/>
     <w:tmpl w:val="239693DA"/>
@@ -1478,7 +1887,7 @@
       </w:rPr>
     </w:lvl>
   </w:abstractNum>
-  <w:abstractNum w:abstractNumId="5" w15:restartNumberingAfterBreak="0">
+  <w:abstractNum w:abstractNumId="8" w15:restartNumberingAfterBreak="0">
     <w:nsid w:val="2C777A9F"/>
     <w:multiLevelType w:val="hybridMultilevel"/>
     <w:tmpl w:val="06BEF914"/>
@@ -1591,7 +2000,7 @@
       </w:rPr>
     </w:lvl>
   </w:abstractNum>
-  <w:abstractNum w:abstractNumId="6" w15:restartNumberingAfterBreak="0">
+  <w:abstractNum w:abstractNumId="9" w15:restartNumberingAfterBreak="0">
     <w:nsid w:val="327F7C17"/>
     <w:multiLevelType w:val="multilevel"/>
     <w:tmpl w:val="A956EB56"/>
@@ -1740,7 +2149,7 @@
       </w:rPr>
     </w:lvl>
   </w:abstractNum>
-  <w:abstractNum w:abstractNumId="7" w15:restartNumberingAfterBreak="0">
+  <w:abstractNum w:abstractNumId="10" w15:restartNumberingAfterBreak="0">
     <w:nsid w:val="335F7320"/>
     <w:multiLevelType w:val="multilevel"/>
     <w:tmpl w:val="BB506A42"/>
@@ -1889,7 +2298,7 @@
       </w:rPr>
     </w:lvl>
   </w:abstractNum>
-  <w:abstractNum w:abstractNumId="8" w15:restartNumberingAfterBreak="0">
+  <w:abstractNum w:abstractNumId="11" w15:restartNumberingAfterBreak="0">
     <w:nsid w:val="33A21BD2"/>
     <w:multiLevelType w:val="multilevel"/>
     <w:tmpl w:val="1DDAB79E"/>
@@ -2038,7 +2447,7 @@
       </w:rPr>
     </w:lvl>
   </w:abstractNum>
-  <w:abstractNum w:abstractNumId="9" w15:restartNumberingAfterBreak="0">
+  <w:abstractNum w:abstractNumId="12" w15:restartNumberingAfterBreak="0">
     <w:nsid w:val="3BFE45AA"/>
     <w:multiLevelType w:val="hybridMultilevel"/>
     <w:tmpl w:val="8E586AD2"/>
@@ -2124,7 +2533,93 @@
       </w:pPr>
     </w:lvl>
   </w:abstractNum>
-  <w:abstractNum w:abstractNumId="10" w15:restartNumberingAfterBreak="0">
+  <w:abstractNum w:abstractNumId="13" w15:restartNumberingAfterBreak="0">
+    <w:nsid w:val="44070267"/>
+    <w:multiLevelType w:val="hybridMultilevel"/>
+    <w:tmpl w:val="B2864E10"/>
+    <w:lvl w:ilvl="0" w:tplc="1C09000F">
+      <w:start w:val="1"/>
+      <w:numFmt w:val="decimal"/>
+      <w:lvlText w:val="%1."/>
+      <w:lvlJc w:val="left"/>
+      <w:pPr>
+        <w:ind w:left="720" w:hanging="360"/>
+      </w:pPr>
+    </w:lvl>
+    <w:lvl w:ilvl="1" w:tplc="1C090019" w:tentative="1">
+      <w:start w:val="1"/>
+      <w:numFmt w:val="lowerLetter"/>
+      <w:lvlText w:val="%2."/>
+      <w:lvlJc w:val="left"/>
+      <w:pPr>
+        <w:ind w:left="1440" w:hanging="360"/>
+      </w:pPr>
+    </w:lvl>
+    <w:lvl w:ilvl="2" w:tplc="1C09001B" w:tentative="1">
+      <w:start w:val="1"/>
+      <w:numFmt w:val="lowerRoman"/>
+      <w:lvlText w:val="%3."/>
+      <w:lvlJc w:val="right"/>
+      <w:pPr>
+        <w:ind w:left="2160" w:hanging="180"/>
+      </w:pPr>
+    </w:lvl>
+    <w:lvl w:ilvl="3" w:tplc="1C09000F" w:tentative="1">
+      <w:start w:val="1"/>
+      <w:numFmt w:val="decimal"/>
+      <w:lvlText w:val="%4."/>
+      <w:lvlJc w:val="left"/>
+      <w:pPr>
+        <w:ind w:left="2880" w:hanging="360"/>
+      </w:pPr>
+    </w:lvl>
+    <w:lvl w:ilvl="4" w:tplc="1C090019" w:tentative="1">
+      <w:start w:val="1"/>
+      <w:numFmt w:val="lowerLetter"/>
+      <w:lvlText w:val="%5."/>
+      <w:lvlJc w:val="left"/>
+      <w:pPr>
+        <w:ind w:left="3600" w:hanging="360"/>
+      </w:pPr>
+    </w:lvl>
+    <w:lvl w:ilvl="5" w:tplc="1C09001B" w:tentative="1">
+      <w:start w:val="1"/>
+      <w:numFmt w:val="lowerRoman"/>
+      <w:lvlText w:val="%6."/>
+      <w:lvlJc w:val="right"/>
+      <w:pPr>
+        <w:ind w:left="4320" w:hanging="180"/>
+      </w:pPr>
+    </w:lvl>
+    <w:lvl w:ilvl="6" w:tplc="1C09000F" w:tentative="1">
+      <w:start w:val="1"/>
+      <w:numFmt w:val="decimal"/>
+      <w:lvlText w:val="%7."/>
+      <w:lvlJc w:val="left"/>
+      <w:pPr>
+        <w:ind w:left="5040" w:hanging="360"/>
+      </w:pPr>
+    </w:lvl>
+    <w:lvl w:ilvl="7" w:tplc="1C090019" w:tentative="1">
+      <w:start w:val="1"/>
+      <w:numFmt w:val="lowerLetter"/>
+      <w:lvlText w:val="%8."/>
+      <w:lvlJc w:val="left"/>
+      <w:pPr>
+        <w:ind w:left="5760" w:hanging="360"/>
+      </w:pPr>
+    </w:lvl>
+    <w:lvl w:ilvl="8" w:tplc="1C09001B" w:tentative="1">
+      <w:start w:val="1"/>
+      <w:numFmt w:val="lowerRoman"/>
+      <w:lvlText w:val="%9."/>
+      <w:lvlJc w:val="right"/>
+      <w:pPr>
+        <w:ind w:left="6480" w:hanging="180"/>
+      </w:pPr>
+    </w:lvl>
+  </w:abstractNum>
+  <w:abstractNum w:abstractNumId="14" w15:restartNumberingAfterBreak="0">
     <w:nsid w:val="453366B8"/>
     <w:multiLevelType w:val="hybridMultilevel"/>
     <w:tmpl w:val="F300CBB4"/>
@@ -2210,7 +2705,7 @@
       </w:pPr>
     </w:lvl>
   </w:abstractNum>
-  <w:abstractNum w:abstractNumId="11" w15:restartNumberingAfterBreak="0">
+  <w:abstractNum w:abstractNumId="15" w15:restartNumberingAfterBreak="0">
     <w:nsid w:val="4A4B57F3"/>
     <w:multiLevelType w:val="multilevel"/>
     <w:tmpl w:val="B644CCA8"/>
@@ -2359,7 +2854,7 @@
       </w:rPr>
     </w:lvl>
   </w:abstractNum>
-  <w:abstractNum w:abstractNumId="12" w15:restartNumberingAfterBreak="0">
+  <w:abstractNum w:abstractNumId="16" w15:restartNumberingAfterBreak="0">
     <w:nsid w:val="56083001"/>
     <w:multiLevelType w:val="hybridMultilevel"/>
     <w:tmpl w:val="9EF471D2"/>
@@ -2472,7 +2967,7 @@
       </w:rPr>
     </w:lvl>
   </w:abstractNum>
-  <w:abstractNum w:abstractNumId="13" w15:restartNumberingAfterBreak="0">
+  <w:abstractNum w:abstractNumId="17" w15:restartNumberingAfterBreak="0">
     <w:nsid w:val="58FC7C9A"/>
     <w:multiLevelType w:val="hybridMultilevel"/>
     <w:tmpl w:val="D5C8EF9C"/>
@@ -2585,7 +3080,7 @@
       </w:rPr>
     </w:lvl>
   </w:abstractNum>
-  <w:abstractNum w:abstractNumId="14" w15:restartNumberingAfterBreak="0">
+  <w:abstractNum w:abstractNumId="18" w15:restartNumberingAfterBreak="0">
     <w:nsid w:val="5E0648EA"/>
     <w:multiLevelType w:val="hybridMultilevel"/>
     <w:tmpl w:val="BCF0F7A4"/>
@@ -2674,7 +3169,7 @@
       </w:pPr>
     </w:lvl>
   </w:abstractNum>
-  <w:abstractNum w:abstractNumId="15" w15:restartNumberingAfterBreak="0">
+  <w:abstractNum w:abstractNumId="19" w15:restartNumberingAfterBreak="0">
     <w:nsid w:val="62C91703"/>
     <w:multiLevelType w:val="multilevel"/>
     <w:tmpl w:val="E2A2EC5A"/>
@@ -2823,7 +3318,7 @@
       </w:rPr>
     </w:lvl>
   </w:abstractNum>
-  <w:abstractNum w:abstractNumId="16" w15:restartNumberingAfterBreak="0">
+  <w:abstractNum w:abstractNumId="20" w15:restartNumberingAfterBreak="0">
     <w:nsid w:val="64AF529A"/>
     <w:multiLevelType w:val="multilevel"/>
     <w:tmpl w:val="2E5CE254"/>
@@ -2972,7 +3467,7 @@
       </w:rPr>
     </w:lvl>
   </w:abstractNum>
-  <w:abstractNum w:abstractNumId="17" w15:restartNumberingAfterBreak="0">
+  <w:abstractNum w:abstractNumId="21" w15:restartNumberingAfterBreak="0">
     <w:nsid w:val="786A49BD"/>
     <w:multiLevelType w:val="multilevel"/>
     <w:tmpl w:val="28F461CE"/>
@@ -3122,58 +3617,70 @@
     </w:lvl>
   </w:abstractNum>
   <w:num w:numId="1" w16cid:durableId="915407128">
-    <w:abstractNumId w:val="2"/>
+    <w:abstractNumId w:val="5"/>
   </w:num>
   <w:num w:numId="2" w16cid:durableId="1187906195">
+    <w:abstractNumId w:val="18"/>
+  </w:num>
+  <w:num w:numId="3" w16cid:durableId="812720236">
+    <w:abstractNumId w:val="3"/>
+  </w:num>
+  <w:num w:numId="4" w16cid:durableId="859927711">
+    <w:abstractNumId w:val="17"/>
+  </w:num>
+  <w:num w:numId="5" w16cid:durableId="2107576635">
+    <w:abstractNumId w:val="8"/>
+  </w:num>
+  <w:num w:numId="6" w16cid:durableId="1302270183">
+    <w:abstractNumId w:val="4"/>
+  </w:num>
+  <w:num w:numId="7" w16cid:durableId="1850367659">
+    <w:abstractNumId w:val="10"/>
+  </w:num>
+  <w:num w:numId="8" w16cid:durableId="1531524888">
+    <w:abstractNumId w:val="7"/>
+  </w:num>
+  <w:num w:numId="9" w16cid:durableId="970591665">
+    <w:abstractNumId w:val="20"/>
+  </w:num>
+  <w:num w:numId="10" w16cid:durableId="1447000763">
+    <w:abstractNumId w:val="21"/>
+  </w:num>
+  <w:num w:numId="11" w16cid:durableId="1789199242">
+    <w:abstractNumId w:val="9"/>
+  </w:num>
+  <w:num w:numId="12" w16cid:durableId="1610620617">
+    <w:abstractNumId w:val="19"/>
+  </w:num>
+  <w:num w:numId="13" w16cid:durableId="1267612440">
+    <w:abstractNumId w:val="11"/>
+  </w:num>
+  <w:num w:numId="14" w16cid:durableId="2023974382">
+    <w:abstractNumId w:val="15"/>
+  </w:num>
+  <w:num w:numId="15" w16cid:durableId="1593514415">
+    <w:abstractNumId w:val="6"/>
+  </w:num>
+  <w:num w:numId="16" w16cid:durableId="1829858282">
+    <w:abstractNumId w:val="12"/>
+  </w:num>
+  <w:num w:numId="17" w16cid:durableId="2049138999">
+    <w:abstractNumId w:val="16"/>
+  </w:num>
+  <w:num w:numId="18" w16cid:durableId="819153082">
     <w:abstractNumId w:val="14"/>
   </w:num>
-  <w:num w:numId="3" w16cid:durableId="812720236">
+  <w:num w:numId="19" w16cid:durableId="1973712730">
+    <w:abstractNumId w:val="1"/>
+  </w:num>
+  <w:num w:numId="20" w16cid:durableId="1349521862">
     <w:abstractNumId w:val="0"/>
   </w:num>
-  <w:num w:numId="4" w16cid:durableId="859927711">
+  <w:num w:numId="21" w16cid:durableId="1763141286">
     <w:abstractNumId w:val="13"/>
   </w:num>
-  <w:num w:numId="5" w16cid:durableId="2107576635">
-    <w:abstractNumId w:val="5"/>
-  </w:num>
-  <w:num w:numId="6" w16cid:durableId="1302270183">
-    <w:abstractNumId w:val="1"/>
-  </w:num>
-  <w:num w:numId="7" w16cid:durableId="1850367659">
-    <w:abstractNumId w:val="7"/>
-  </w:num>
-  <w:num w:numId="8" w16cid:durableId="1531524888">
-    <w:abstractNumId w:val="4"/>
-  </w:num>
-  <w:num w:numId="9" w16cid:durableId="970591665">
-    <w:abstractNumId w:val="16"/>
-  </w:num>
-  <w:num w:numId="10" w16cid:durableId="1447000763">
-    <w:abstractNumId w:val="17"/>
-  </w:num>
-  <w:num w:numId="11" w16cid:durableId="1789199242">
-    <w:abstractNumId w:val="6"/>
-  </w:num>
-  <w:num w:numId="12" w16cid:durableId="1610620617">
-    <w:abstractNumId w:val="15"/>
-  </w:num>
-  <w:num w:numId="13" w16cid:durableId="1267612440">
-    <w:abstractNumId w:val="8"/>
-  </w:num>
-  <w:num w:numId="14" w16cid:durableId="2023974382">
-    <w:abstractNumId w:val="11"/>
-  </w:num>
-  <w:num w:numId="15" w16cid:durableId="1593514415">
-    <w:abstractNumId w:val="3"/>
-  </w:num>
-  <w:num w:numId="16" w16cid:durableId="1829858282">
-    <w:abstractNumId w:val="9"/>
-  </w:num>
-  <w:num w:numId="17" w16cid:durableId="2049138999">
-    <w:abstractNumId w:val="12"/>
-  </w:num>
-  <w:num w:numId="18" w16cid:durableId="819153082">
-    <w:abstractNumId w:val="10"/>
+  <w:num w:numId="22" w16cid:durableId="230845218">
+    <w:abstractNumId w:val="2"/>
   </w:num>
 </w:numbering>
 </file>
